--- a/technical_protection_of_information/практики/1/2026/Документы/14. Журнал инструктажей по пожарной безопасности.docx
+++ b/technical_protection_of_information/практики/1/2026/Документы/14. Журнал инструктажей по пожарной безопасности.docx
@@ -115,17 +115,18 @@
         <w:tblLook w:firstColumn="1" w:firstRow="1" w:lastColumn="0" w:lastRow="0" w:noHBand="0" w:noVBand="1" w:val="04A0"/>
       </w:tblPr>
       <w:tblGrid>
-        <w:gridCol w:w="1662"/>
-        <w:gridCol w:w="1662"/>
-        <w:gridCol w:w="1662"/>
-        <w:gridCol w:w="1662"/>
-        <w:gridCol w:w="1662"/>
-        <w:gridCol w:w="1662"/>
+        <w:gridCol w:w="1425"/>
+        <w:gridCol w:w="1425"/>
+        <w:gridCol w:w="1425"/>
+        <w:gridCol w:w="1425"/>
+        <w:gridCol w:w="1425"/>
+        <w:gridCol w:w="1425"/>
+        <w:gridCol w:w="1425"/>
       </w:tblGrid>
       <w:tr>
         <w:tc>
           <w:tcPr>
-            <w:tcW w:type="dxa" w:w="1662"/>
+            <w:tcW w:type="dxa" w:w="1425"/>
           </w:tcPr>
           <w:p>
             <w:pPr>
@@ -144,7 +145,7 @@
         </w:tc>
         <w:tc>
           <w:tcPr>
-            <w:tcW w:type="dxa" w:w="1662"/>
+            <w:tcW w:type="dxa" w:w="1425"/>
           </w:tcPr>
           <w:p>
             <w:pPr>
@@ -163,7 +164,7 @@
         </w:tc>
         <w:tc>
           <w:tcPr>
-            <w:tcW w:type="dxa" w:w="1662"/>
+            <w:tcW w:type="dxa" w:w="1425"/>
           </w:tcPr>
           <w:p>
             <w:pPr>
@@ -182,7 +183,26 @@
         </w:tc>
         <w:tc>
           <w:tcPr>
-            <w:tcW w:type="dxa" w:w="1662"/>
+            <w:tcW w:type="dxa" w:w="1425"/>
+          </w:tcPr>
+          <w:p>
+            <w:pPr>
+              <w:jc w:val="center"/>
+            </w:pPr>
+            <w:r/>
+            <w:r>
+              <w:rPr>
+                <w:rFonts w:ascii="Times New Roman" w:hAnsi="Times New Roman"/>
+                <w:b/>
+                <w:sz w:val="24"/>
+              </w:rPr>
+              <w:t>Должность</w:t>
+            </w:r>
+          </w:p>
+        </w:tc>
+        <w:tc>
+          <w:tcPr>
+            <w:tcW w:type="dxa" w:w="1425"/>
           </w:tcPr>
           <w:p>
             <w:pPr>
@@ -201,7 +221,7 @@
         </w:tc>
         <w:tc>
           <w:tcPr>
-            <w:tcW w:type="dxa" w:w="1662"/>
+            <w:tcW w:type="dxa" w:w="1425"/>
           </w:tcPr>
           <w:p>
             <w:pPr>
@@ -220,7 +240,7 @@
         </w:tc>
         <w:tc>
           <w:tcPr>
-            <w:tcW w:type="dxa" w:w="1662"/>
+            <w:tcW w:type="dxa" w:w="1425"/>
           </w:tcPr>
           <w:p>
             <w:pPr>
@@ -241,7 +261,7 @@
       <w:tr>
         <w:tc>
           <w:tcPr>
-            <w:tcW w:type="dxa" w:w="1662"/>
+            <w:tcW w:type="dxa" w:w="1425"/>
           </w:tcPr>
           <w:p>
             <w:r/>
@@ -256,7 +276,7 @@
         </w:tc>
         <w:tc>
           <w:tcPr>
-            <w:tcW w:type="dxa" w:w="1662"/>
+            <w:tcW w:type="dxa" w:w="1425"/>
           </w:tcPr>
           <w:p>
             <w:r/>
@@ -271,7 +291,7 @@
         </w:tc>
         <w:tc>
           <w:tcPr>
-            <w:tcW w:type="dxa" w:w="1662"/>
+            <w:tcW w:type="dxa" w:w="1425"/>
           </w:tcPr>
           <w:p>
             <w:r/>
@@ -286,7 +306,22 @@
         </w:tc>
         <w:tc>
           <w:tcPr>
-            <w:tcW w:type="dxa" w:w="1662"/>
+            <w:tcW w:type="dxa" w:w="1425"/>
+          </w:tcPr>
+          <w:p>
+            <w:r/>
+            <w:r>
+              <w:rPr>
+                <w:rFonts w:ascii="Times New Roman" w:hAnsi="Times New Roman"/>
+                <w:sz w:val="24"/>
+              </w:rPr>
+              <w:t>юрист-консультант</w:t>
+            </w:r>
+          </w:p>
+        </w:tc>
+        <w:tc>
+          <w:tcPr>
+            <w:tcW w:type="dxa" w:w="1425"/>
           </w:tcPr>
           <w:p>
             <w:r/>
@@ -301,7 +336,7 @@
         </w:tc>
         <w:tc>
           <w:tcPr>
-            <w:tcW w:type="dxa" w:w="1662"/>
+            <w:tcW w:type="dxa" w:w="1425"/>
           </w:tcPr>
           <w:p>
             <w:r/>
@@ -315,7 +350,7 @@
         </w:tc>
         <w:tc>
           <w:tcPr>
-            <w:tcW w:type="dxa" w:w="1662"/>
+            <w:tcW w:type="dxa" w:w="1425"/>
           </w:tcPr>
           <w:p>
             <w:r/>
@@ -331,7 +366,7 @@
       <w:tr>
         <w:tc>
           <w:tcPr>
-            <w:tcW w:type="dxa" w:w="1662"/>
+            <w:tcW w:type="dxa" w:w="1425"/>
           </w:tcPr>
           <w:p>
             <w:r/>
@@ -346,7 +381,7 @@
         </w:tc>
         <w:tc>
           <w:tcPr>
-            <w:tcW w:type="dxa" w:w="1662"/>
+            <w:tcW w:type="dxa" w:w="1425"/>
           </w:tcPr>
           <w:p>
             <w:r/>
@@ -361,7 +396,7 @@
         </w:tc>
         <w:tc>
           <w:tcPr>
-            <w:tcW w:type="dxa" w:w="1662"/>
+            <w:tcW w:type="dxa" w:w="1425"/>
           </w:tcPr>
           <w:p>
             <w:r/>
@@ -376,7 +411,22 @@
         </w:tc>
         <w:tc>
           <w:tcPr>
-            <w:tcW w:type="dxa" w:w="1662"/>
+            <w:tcW w:type="dxa" w:w="1425"/>
+          </w:tcPr>
+          <w:p>
+            <w:r/>
+            <w:r>
+              <w:rPr>
+                <w:rFonts w:ascii="Times New Roman" w:hAnsi="Times New Roman"/>
+                <w:sz w:val="24"/>
+              </w:rPr>
+              <w:t>ведущий инженер по ЗИ</w:t>
+            </w:r>
+          </w:p>
+        </w:tc>
+        <w:tc>
+          <w:tcPr>
+            <w:tcW w:type="dxa" w:w="1425"/>
           </w:tcPr>
           <w:p>
             <w:r/>
@@ -391,7 +441,7 @@
         </w:tc>
         <w:tc>
           <w:tcPr>
-            <w:tcW w:type="dxa" w:w="1662"/>
+            <w:tcW w:type="dxa" w:w="1425"/>
           </w:tcPr>
           <w:p>
             <w:r/>
@@ -405,7 +455,7 @@
         </w:tc>
         <w:tc>
           <w:tcPr>
-            <w:tcW w:type="dxa" w:w="1662"/>
+            <w:tcW w:type="dxa" w:w="1425"/>
           </w:tcPr>
           <w:p>
             <w:r/>
@@ -421,7 +471,7 @@
       <w:tr>
         <w:tc>
           <w:tcPr>
-            <w:tcW w:type="dxa" w:w="1662"/>
+            <w:tcW w:type="dxa" w:w="1425"/>
           </w:tcPr>
           <w:p>
             <w:r/>
@@ -436,7 +486,7 @@
         </w:tc>
         <w:tc>
           <w:tcPr>
-            <w:tcW w:type="dxa" w:w="1662"/>
+            <w:tcW w:type="dxa" w:w="1425"/>
           </w:tcPr>
           <w:p>
             <w:r/>
@@ -451,7 +501,7 @@
         </w:tc>
         <w:tc>
           <w:tcPr>
-            <w:tcW w:type="dxa" w:w="1662"/>
+            <w:tcW w:type="dxa" w:w="1425"/>
           </w:tcPr>
           <w:p>
             <w:r/>
@@ -466,7 +516,22 @@
         </w:tc>
         <w:tc>
           <w:tcPr>
-            <w:tcW w:type="dxa" w:w="1662"/>
+            <w:tcW w:type="dxa" w:w="1425"/>
+          </w:tcPr>
+          <w:p>
+            <w:r/>
+            <w:r>
+              <w:rPr>
+                <w:rFonts w:ascii="Times New Roman" w:hAnsi="Times New Roman"/>
+                <w:sz w:val="24"/>
+              </w:rPr>
+              <w:t>инженер по ЗИ</w:t>
+            </w:r>
+          </w:p>
+        </w:tc>
+        <w:tc>
+          <w:tcPr>
+            <w:tcW w:type="dxa" w:w="1425"/>
           </w:tcPr>
           <w:p>
             <w:r/>
@@ -481,7 +546,7 @@
         </w:tc>
         <w:tc>
           <w:tcPr>
-            <w:tcW w:type="dxa" w:w="1662"/>
+            <w:tcW w:type="dxa" w:w="1425"/>
           </w:tcPr>
           <w:p>
             <w:r/>
@@ -495,7 +560,7 @@
         </w:tc>
         <w:tc>
           <w:tcPr>
-            <w:tcW w:type="dxa" w:w="1662"/>
+            <w:tcW w:type="dxa" w:w="1425"/>
           </w:tcPr>
           <w:p>
             <w:r/>
@@ -511,7 +576,7 @@
       <w:tr>
         <w:tc>
           <w:tcPr>
-            <w:tcW w:type="dxa" w:w="1662"/>
+            <w:tcW w:type="dxa" w:w="1425"/>
           </w:tcPr>
           <w:p>
             <w:r/>
@@ -526,7 +591,7 @@
         </w:tc>
         <w:tc>
           <w:tcPr>
-            <w:tcW w:type="dxa" w:w="1662"/>
+            <w:tcW w:type="dxa" w:w="1425"/>
           </w:tcPr>
           <w:p>
             <w:r/>
@@ -541,7 +606,7 @@
         </w:tc>
         <w:tc>
           <w:tcPr>
-            <w:tcW w:type="dxa" w:w="1662"/>
+            <w:tcW w:type="dxa" w:w="1425"/>
           </w:tcPr>
           <w:p>
             <w:r/>
@@ -556,7 +621,22 @@
         </w:tc>
         <w:tc>
           <w:tcPr>
-            <w:tcW w:type="dxa" w:w="1662"/>
+            <w:tcW w:type="dxa" w:w="1425"/>
+          </w:tcPr>
+          <w:p>
+            <w:r/>
+            <w:r>
+              <w:rPr>
+                <w:rFonts w:ascii="Times New Roman" w:hAnsi="Times New Roman"/>
+                <w:sz w:val="24"/>
+              </w:rPr>
+              <w:t>системный администратор</w:t>
+            </w:r>
+          </w:p>
+        </w:tc>
+        <w:tc>
+          <w:tcPr>
+            <w:tcW w:type="dxa" w:w="1425"/>
           </w:tcPr>
           <w:p>
             <w:r/>
@@ -571,7 +651,7 @@
         </w:tc>
         <w:tc>
           <w:tcPr>
-            <w:tcW w:type="dxa" w:w="1662"/>
+            <w:tcW w:type="dxa" w:w="1425"/>
           </w:tcPr>
           <w:p>
             <w:r/>
@@ -585,7 +665,7 @@
         </w:tc>
         <w:tc>
           <w:tcPr>
-            <w:tcW w:type="dxa" w:w="1662"/>
+            <w:tcW w:type="dxa" w:w="1425"/>
           </w:tcPr>
           <w:p>
             <w:r/>
@@ -601,7 +681,7 @@
       <w:tr>
         <w:tc>
           <w:tcPr>
-            <w:tcW w:type="dxa" w:w="1662"/>
+            <w:tcW w:type="dxa" w:w="1425"/>
           </w:tcPr>
           <w:p>
             <w:r/>
@@ -616,7 +696,7 @@
         </w:tc>
         <w:tc>
           <w:tcPr>
-            <w:tcW w:type="dxa" w:w="1662"/>
+            <w:tcW w:type="dxa" w:w="1425"/>
           </w:tcPr>
           <w:p>
             <w:r/>
@@ -630,7 +710,7 @@
         </w:tc>
         <w:tc>
           <w:tcPr>
-            <w:tcW w:type="dxa" w:w="1662"/>
+            <w:tcW w:type="dxa" w:w="1425"/>
           </w:tcPr>
           <w:p>
             <w:r/>
@@ -644,7 +724,7 @@
         </w:tc>
         <w:tc>
           <w:tcPr>
-            <w:tcW w:type="dxa" w:w="1662"/>
+            <w:tcW w:type="dxa" w:w="1425"/>
           </w:tcPr>
           <w:p>
             <w:r/>
@@ -658,7 +738,7 @@
         </w:tc>
         <w:tc>
           <w:tcPr>
-            <w:tcW w:type="dxa" w:w="1662"/>
+            <w:tcW w:type="dxa" w:w="1425"/>
           </w:tcPr>
           <w:p>
             <w:r/>
@@ -672,7 +752,21 @@
         </w:tc>
         <w:tc>
           <w:tcPr>
-            <w:tcW w:type="dxa" w:w="1662"/>
+            <w:tcW w:type="dxa" w:w="1425"/>
+          </w:tcPr>
+          <w:p>
+            <w:r/>
+            <w:r>
+              <w:rPr>
+                <w:rFonts w:ascii="Times New Roman" w:hAnsi="Times New Roman"/>
+                <w:sz w:val="24"/>
+              </w:rPr>
+            </w:r>
+          </w:p>
+        </w:tc>
+        <w:tc>
+          <w:tcPr>
+            <w:tcW w:type="dxa" w:w="1425"/>
           </w:tcPr>
           <w:p>
             <w:r/>
@@ -688,7 +782,7 @@
       <w:tr>
         <w:tc>
           <w:tcPr>
-            <w:tcW w:type="dxa" w:w="1662"/>
+            <w:tcW w:type="dxa" w:w="1425"/>
           </w:tcPr>
           <w:p>
             <w:r/>
@@ -703,7 +797,7 @@
         </w:tc>
         <w:tc>
           <w:tcPr>
-            <w:tcW w:type="dxa" w:w="1662"/>
+            <w:tcW w:type="dxa" w:w="1425"/>
           </w:tcPr>
           <w:p>
             <w:r/>
@@ -717,7 +811,7 @@
         </w:tc>
         <w:tc>
           <w:tcPr>
-            <w:tcW w:type="dxa" w:w="1662"/>
+            <w:tcW w:type="dxa" w:w="1425"/>
           </w:tcPr>
           <w:p>
             <w:r/>
@@ -731,7 +825,7 @@
         </w:tc>
         <w:tc>
           <w:tcPr>
-            <w:tcW w:type="dxa" w:w="1662"/>
+            <w:tcW w:type="dxa" w:w="1425"/>
           </w:tcPr>
           <w:p>
             <w:r/>
@@ -745,7 +839,7 @@
         </w:tc>
         <w:tc>
           <w:tcPr>
-            <w:tcW w:type="dxa" w:w="1662"/>
+            <w:tcW w:type="dxa" w:w="1425"/>
           </w:tcPr>
           <w:p>
             <w:r/>
@@ -759,7 +853,21 @@
         </w:tc>
         <w:tc>
           <w:tcPr>
-            <w:tcW w:type="dxa" w:w="1662"/>
+            <w:tcW w:type="dxa" w:w="1425"/>
+          </w:tcPr>
+          <w:p>
+            <w:r/>
+            <w:r>
+              <w:rPr>
+                <w:rFonts w:ascii="Times New Roman" w:hAnsi="Times New Roman"/>
+                <w:sz w:val="24"/>
+              </w:rPr>
+            </w:r>
+          </w:p>
+        </w:tc>
+        <w:tc>
+          <w:tcPr>
+            <w:tcW w:type="dxa" w:w="1425"/>
           </w:tcPr>
           <w:p>
             <w:r/>
